--- a/worksheets/Lab21-Worksheet.docx
+++ b/worksheets/Lab21-Worksheet.docx
@@ -24,7 +24,7 @@
           <w:color w:val="1A3C6E"/>
           <w:sz w:val="32"/>
         </w:rPr>
-        <w:t>Lab 21 — Generate images with AI</w:t>
+        <w:t>Lab 21 — Extract information from multimodal content</w:t>
       </w:r>
     </w:p>
     <w:p>
@@ -36,7 +36,7 @@
           <w:color w:val="888888"/>
           <w:sz w:val="20"/>
         </w:rPr>
-        <w:t>Week 7  |  Optional</w:t>
+        <w:t>Week 8  |  Optional</w:t>
       </w:r>
     </w:p>
     <w:p/>
@@ -117,7 +117,7 @@
     </w:p>
     <w:p>
       <w:r>
-        <w:t>In this lab, you created an Azure AI Foundry project with a FLUX.2-pro model deployment, tested image generation prompts in the Images Playground, then built a Python client application using the OpenAI SDK that takes text prompts and generates images, saving them as .png files that can be downloaded from Cloud Shell.</w:t>
+        <w:t>Students created four distinct Content Understanding analyzers in Content Understanding Studio—covering PDF invoices, image-based slide decks, audio voicemails, and video conference recordings—each with custom schemas tailored to the content modality, and tested structured field extraction across all four media types. The lab illustrated how a single Azure Content Understanding service can serve as a unified extraction layer for heterogeneous business content.</w:t>
       </w:r>
     </w:p>
     <w:p/>
@@ -145,12 +145,12 @@
           <w:b/>
           <w:sz w:val="22"/>
         </w:rPr>
-        <w:t>Screenshot 1 — Images Playground Generated Image</w:t>
+        <w:t>Screenshot 1 — Studio Four Analyzer Types</w:t>
       </w:r>
     </w:p>
     <w:p>
       <w:r>
-        <w:t>In the Azure AI Foundry Images Playground, after entering a prompt such as 'Create an image of a robot eating spaghetti' and clicking Generate, capture the playground showing the FLUX.2-pro generated image along with your prompt text and the model deployment name.</w:t>
+        <w:t>Content Understanding Studio showing the four completed analyzers (invoiceanalyzer, slideanalyzer, voicemailanalyzer, meetinganalyzer) listed in the project, each with its associated template type and build status displayed.</w:t>
       </w:r>
     </w:p>
     <w:tbl>
@@ -193,12 +193,12 @@
           <w:b/>
           <w:sz w:val="22"/>
         </w:rPr>
-        <w:t>Screenshot 2 — Client Application Console Output</w:t>
+        <w:t>Screenshot 2 — Voicemail Analyzer Fields Pane</w:t>
       </w:r>
     </w:p>
     <w:p>
       <w:r>
-        <w:t>After writing the code under the 'Generate an image' comment in dalle-client.py and running 'python dalle-client.py', enter at least one image generation prompt. Capture the Cloud Shell console output confirming that the image was generated and saved as a .png file in the images folder.</w:t>
+        <w:t>The Content Understanding Studio Fields pane for the voicemailanalyzer after running analysis on a sample MP3 voicemail, displaying extracted values for Caller, Summary, Actions, CallbackNumber, and AlternativeContacts fields.</w:t>
       </w:r>
     </w:p>
     <w:tbl>
@@ -241,12 +241,12 @@
           <w:b/>
           <w:sz w:val="22"/>
         </w:rPr>
-        <w:t>Screenshot 3 — Downloaded Generated Image</w:t>
+        <w:t>Screenshot 3 — Meeting Analyzer JSON Results</w:t>
       </w:r>
     </w:p>
     <w:p>
       <w:r>
-        <w:t>After running the client application, use the Cloud Shell 'download ./images/image_1.png' command to download one of your generated images. Take a screenshot of the downloaded .png image that FLUX.2-pro generated from your text prompt.</w:t>
+        <w:t>The Content Understanding Studio Results pane showing the JSON response from the meetinganalyzer applied to a conference call MP4, with structured fields for Summary, Participants, ParticipantNames, SharedSlides, and AssignedActions populated from the video content.</w:t>
       </w:r>
     </w:p>
     <w:tbl>
@@ -299,7 +299,7 @@
           <w:b/>
           <w:sz w:val="22"/>
         </w:rPr>
-        <w:t>1. Compare the images generated in the Images Playground versus those generated by your dalle-client.py application. Were the results similar in quality? What parameters could you adjust in the API call (such as image size or the number of images) to control the output?</w:t>
+        <w:t>1. The lab required separate analyzers for documents, images, audio, and video even though all four use the Azure Content Understanding service. What technical reasons justify having modality-specific analyzers rather than a single universal analyzer, and what tradeoffs does that design introduce?</w:t>
       </w:r>
     </w:p>
     <w:p>
@@ -320,7 +320,7 @@
           <w:b/>
           <w:sz w:val="22"/>
         </w:rPr>
-        <w:t>2. FLUX.2-pro generates images from text descriptions alone, while the GPT-4o model in Lab 20 analyzes existing images. Describe a real-world application that would benefit from combining both capabilities — image understanding and image generation — in a single workflow.</w:t>
+        <w:t>2. Compare the schema design decisions for the voicemailanalyzer (short audio) versus the meetinganalyzer (long video). How did the content length and complexity influence which fields were useful to extract and what value types you chose?</w:t>
       </w:r>
     </w:p>
     <w:p>
@@ -341,7 +341,7 @@
           <w:b/>
           <w:sz w:val="22"/>
         </w:rPr>
-        <w:t>3. When you experimented with different prompts, how did the specificity of your prompt affect the quality and relevance of the generated image? Give an example of a vague prompt versus a detailed prompt and describe how the outputs differed.</w:t>
+        <w:t>3. After completing this lab, how would you architect a document intake pipeline for a business that receives invoices via email attachments, slide decks via SharePoint, and voicemails via a telephony system, all requiring structured data extracted into a common database?</w:t>
       </w:r>
     </w:p>
     <w:p>
